--- a/docs/manuales/05_Manual_Huesped_WhatsApp_Villas_Julie.docx
+++ b/docs/manuales/05_Manual_Huesped_WhatsApp_Villas_Julie.docx
@@ -88,25 +88,9 @@
               <w:spacing w:after="60"/>
             </w:pPr>
             <w:r>
-              <w:rPr>
-                <w:rFonts w:ascii="Calibri" w:hAnsi="Calibri"/>
-                <w:b/>
-                <w:i w:val="0"/>
-                <w:color w:val="1F4D78"/>
-                <w:sz w:val="22"/>
-              </w:rPr>
               <w:t>Base documental</w:t>
               <w:br/>
-            </w:r>
-            <w:r>
-              <w:rPr>
-                <w:rFonts w:ascii="Calibri" w:hAnsi="Calibri"/>
-                <w:b w:val="0"/>
-                <w:i w:val="0"/>
-                <w:color w:val="000000"/>
-                <w:sz w:val="21"/>
-              </w:rPr>
-              <w:t>Manual construido a partir del código fuente real del backend, el panel administrativo y los flujos oficiales de WhatsApp. Lo no verificable se marca expresamente como Pendiente de verificar.</w:t>
+              <w:t>Manual actualizado contra el código, el panel y la producción operativa al 27 de agosto de 2026. Los datos comerciales que aún debe proporcionar el propietario se identifican expresamente.</w:t>
             </w:r>
           </w:p>
         </w:tc>
@@ -276,14 +260,7 @@
         <w:ind w:left="540" w:hanging="271"/>
       </w:pPr>
       <w:r>
-        <w:rPr>
-          <w:rFonts w:ascii="Calibri" w:hAnsi="Calibri"/>
-          <w:b w:val="0"/>
-          <w:i w:val="0"/>
-          <w:color w:val="000000"/>
-          <w:sz w:val="22"/>
-        </w:rPr>
-        <w:t>Ayuda o asistencia: solicita atención humana; horario real pendiente de verificar.</w:t>
+        <w:t>Ayuda o asistencia: solicita atención humana. El canal funciona 24/7; la oficina atiende de 8:00 a. m. a 4:00 p. m.</w:t>
       </w:r>
     </w:p>
     <w:p>
@@ -526,14 +503,7 @@
         <w:ind w:left="540" w:hanging="271"/>
       </w:pPr>
       <w:r>
-        <w:rPr>
-          <w:rFonts w:ascii="Calibri" w:hAnsi="Calibri"/>
-          <w:b w:val="0"/>
-          <w:i w:val="0"/>
-          <w:color w:val="000000"/>
-          <w:sz w:val="22"/>
-        </w:rPr>
-        <w:t>Espere el mensaje Pago autorizado, que incluye porcentaje de anticipo, importe y cuentas bancarias.</w:t>
+        <w:t>Espere el mensaje Pago autorizado, que incluye el anticipo del 50 %, el importe, las cuentas bancarias y el plazo de 24 horas para pagar.</w:t>
       </w:r>
     </w:p>
     <w:p>
@@ -1244,16 +1214,8 @@
             <w:vAlign w:val="center"/>
           </w:tcPr>
           <w:p>
-            <w:r/>
             <w:r>
-              <w:rPr>
-                <w:rFonts w:ascii="Calibri" w:hAnsi="Calibri"/>
-                <w:b w:val="0"/>
-                <w:i w:val="0"/>
-                <w:color w:val="000000"/>
-                <w:sz w:val="18"/>
-              </w:rPr>
-              <w:t>¿Qué hago si elegí fechas equivocadas?</w:t>
+              <w:t>¿Qué hago si elegí fechas equivocadas o necesito un cambio?</w:t>
             </w:r>
           </w:p>
         </w:tc>
@@ -1263,16 +1225,8 @@
             <w:vAlign w:val="center"/>
           </w:tcPr>
           <w:p>
-            <w:r/>
             <w:r>
-              <w:rPr>
-                <w:rFonts w:ascii="Calibri" w:hAnsi="Calibri"/>
-                <w:b w:val="0"/>
-                <w:i w:val="0"/>
-                <w:color w:val="000000"/>
-                <w:sz w:val="18"/>
-              </w:rPr>
-              <w:t>Solicite asistencia. El flujo automático de modificación no está completado.</w:t>
+              <w:t>Solicite asistencia. Un administrador recibirá el aviso y le escribirá por privado; el cambio depende de disponibilidad.</w:t>
             </w:r>
           </w:p>
         </w:tc>
@@ -1284,16 +1238,8 @@
             <w:vAlign w:val="center"/>
           </w:tcPr>
           <w:p>
-            <w:r/>
             <w:r>
-              <w:rPr>
-                <w:rFonts w:ascii="Calibri" w:hAnsi="Calibri"/>
-                <w:b w:val="0"/>
-                <w:i w:val="0"/>
-                <w:color w:val="000000"/>
-                <w:sz w:val="18"/>
-              </w:rPr>
-              <w:t>¿Puedo cancelar desde WhatsApp?</w:t>
+              <w:t>¿Puedo cancelar o solicitar un reembolso?</w:t>
             </w:r>
           </w:p>
         </w:tc>
@@ -1303,16 +1249,8 @@
             <w:vAlign w:val="center"/>
           </w:tcPr>
           <w:p>
-            <w:r/>
             <w:r>
-              <w:rPr>
-                <w:rFonts w:ascii="Calibri" w:hAnsi="Calibri"/>
-                <w:b w:val="0"/>
-                <w:i w:val="0"/>
-                <w:color w:val="000000"/>
-                <w:sz w:val="18"/>
-              </w:rPr>
-              <w:t>Existe una conversación de cancelación, pero el efecto completo debe verificarse antes de prometerlo como autoservicio.</w:t>
+              <w:t>Solicite asistencia para cancelar. La política confirmada indica que no hay reembolsos.</w:t>
             </w:r>
           </w:p>
         </w:tc>
@@ -1343,16 +1281,8 @@
             <w:vAlign w:val="center"/>
           </w:tcPr>
           <w:p>
-            <w:r/>
             <w:r>
-              <w:rPr>
-                <w:rFonts w:ascii="Calibri" w:hAnsi="Calibri"/>
-                <w:b w:val="0"/>
-                <w:i w:val="0"/>
-                <w:color w:val="000000"/>
-                <w:sz w:val="18"/>
-              </w:rPr>
-              <w:t>El bot muestra una estimación de 24–48 horas hábiles; el plazo real está pendiente de aprobación del propietario.</w:t>
+              <w:t>La asistencia está disponible 24/7; las revisiones administrativas se atienden según operación y horario de oficina de 8:00 a. m. a 4:00 p. m.</w:t>
             </w:r>
           </w:p>
         </w:tc>
